--- a/india-ageing-atlas/submission_assets/MJDRDYPU_HEALTH_ECONOMICS_ELDERLY_2026-06-25/cover_letter.docx
+++ b/india-ageing-atlas/submission_assets/MJDRDYPU_HEALTH_ECONOMICS_ELDERLY_2026-06-25/cover_letter.docx
@@ -81,7 +81,7 @@
         <w:pStyle w:val="BodyText"/>
       </w:pPr>
       <w:r>
-        <w:t xml:space="preserve">I am submitting the enclosed manuscript for consideration as an original article. Using nationally representative data from 31,766 older Indians in the Longitudinal Ageing Study in India, I show that the financing gap in elder care lies outside the hospital: fully covering inpatient care for those aged 70 and over, the design of the current PM-JAY expansion, removes only 1.8 percentage points of catastrophic health spending, while covering outpatient visits and medicines removes 16.1 points, almost nine times as much, for a comparable order of fiscal effort.</w:t>
+        <w:t xml:space="preserve">I am submitting the enclosed manuscript for consideration as an original article. Using nationally representative data from 31,766 older Indians in the Longitudinal Ageing Study in India, I show that the financing gap in elder care lies outside the hospital: fully covering inpatient care for those aged 70 and over, the design of the current PM-JAY expansion, removes only 2.0 percentage points of catastrophic health spending, while covering outpatient visits and medicines removes 17.8 points, almost nine times as much, for a comparable order of fiscal effort.</w:t>
       </w:r>
     </w:p>
     <w:p>
